--- a/deliverables/week1_member3/02_week1_report.docx
+++ b/deliverables/week1_member3/02_week1_report.docx
@@ -1518,13 +1518,13 @@
         <w:t xml:space="preserve">4. Decisions the team needs to make</w:t>
       </w:r>
     </w:p>
-    <w:bookmarkStart w:id="15" w:name="X57a2dbf18c5e6eabfc4d269982cc5bbba87d568"/>
+    <w:bookmarkStart w:id="15" w:name="Xa7b270c8620b136b9cc097541bac100a25c7625"/>
     <w:p>
       <w:pPr>
         <w:pStyle w:val="Heading3"/>
       </w:pPr>
       <w:r>
-        <w:t xml:space="preserve">4.1 Doctest policy — needed before Week 2 prompts are frozen</w:t>
+        <w:t xml:space="preserve">4.1 Doctest policy — DECIDED (Prof. Doaa, Week 3): strip them</w:t>
       </w:r>
     </w:p>
     <w:p>
@@ -1730,34 +1730,56 @@
         <w:pStyle w:val="FirstParagraph"/>
       </w:pPr>
       <w:r>
-        <w:t xml:space="preserve">Either is defensible; the policy must be</w:t>
-      </w:r>
-      <w:r>
-        <w:t xml:space="preserve"> </w:t>
-      </w:r>
-      <w:r>
         <w:rPr>
           <w:b/>
           <w:bCs/>
         </w:rPr>
-        <w:t xml:space="preserve">identical across Baseline A,</w:t>
-      </w:r>
-      <w:r>
-        <w:rPr>
-          <w:b/>
-          <w:bCs/>
-        </w:rPr>
-        <w:t xml:space="preserve"> </w:t>
-      </w:r>
-      <w:r>
-        <w:rPr>
-          <w:b/>
-          <w:bCs/>
-        </w:rPr>
-        <w:t xml:space="preserve">Baseline B and both proposed variants</w:t>
-      </w:r>
-      <w:r>
-        <w:t xml:space="preserve">, or RQ1 is not like-for-like.</w:t>
+        <w:t xml:space="preserve">Resolved:</w:t>
+      </w:r>
+      <w:r>
+        <w:t xml:space="preserve"> </w:t>
+      </w:r>
+      <w:r>
+        <w:t xml:space="preserve">strip them. The decisive argument was comparability — CANDOR’s</w:t>
+      </w:r>
+      <w:r>
+        <w:t xml:space="preserve"> </w:t>
+      </w:r>
+      <w:r>
+        <w:t xml:space="preserve">HumanEvalJava benchmark carries no worked examples (the Java translation drops</w:t>
+      </w:r>
+      <w:r>
+        <w:t xml:space="preserve"> </w:t>
+      </w:r>
+      <w:r>
+        <w:t xml:space="preserve">HumanEval’s Python docstrings), so stripping ours matches the system we compare</w:t>
+      </w:r>
+      <w:r>
+        <w:t xml:space="preserve"> </w:t>
+      </w:r>
+      <w:r>
+        <w:t xml:space="preserve">against. See</w:t>
+      </w:r>
+      <w:r>
+        <w:t xml:space="preserve"> </w:t>
+      </w:r>
+      <w:r>
+        <w:rPr>
+          <w:rStyle w:val="VerbatimChar"/>
+        </w:rPr>
+        <w:t xml:space="preserve">docs/week2_baseline_design.md</w:t>
+      </w:r>
+      <w:r>
+        <w:t xml:space="preserve"> </w:t>
+      </w:r>
+      <w:r>
+        <w:t xml:space="preserve">§3a for the full rationale and the</w:t>
+      </w:r>
+      <w:r>
+        <w:t xml:space="preserve"> </w:t>
+      </w:r>
+      <w:r>
+        <w:t xml:space="preserve">ablation that was considered and set aside.</w:t>
       </w:r>
     </w:p>
     <w:bookmarkEnd w:id="15"/>
